--- a/labs/Lab5.docx
+++ b/labs/Lab5.docx
@@ -1,6 +1,6 @@
 
 <file path=word/document.xml><?xml version="1.0" encoding="utf-8"?>
-<w:document xmlns:wpc="http://schemas.microsoft.com/office/word/2010/wordprocessingCanvas" xmlns:cx="http://schemas.microsoft.com/office/drawing/2014/chartex" xmlns:cx1="http://schemas.microsoft.com/office/drawing/2015/9/8/chartex" xmlns:cx2="http://schemas.microsoft.com/office/drawing/2015/10/21/chartex" xmlns:cx3="http://schemas.microsoft.com/office/drawing/2016/5/9/chartex" xmlns:cx4="http://schemas.microsoft.com/office/drawing/2016/5/10/chartex" xmlns:cx5="http://schemas.microsoft.com/office/drawing/2016/5/11/chartex" xmlns:cx6="http://schemas.microsoft.com/office/drawing/2016/5/12/chartex" xmlns:cx7="http://schemas.microsoft.com/office/drawing/2016/5/13/chartex" xmlns:cx8="http://schemas.microsoft.com/office/drawing/2016/5/14/chartex" xmlns:mc="http://schemas.openxmlformats.org/markup-compatibility/2006" xmlns:aink="http://schemas.microsoft.com/office/drawing/2016/ink" xmlns:am3d="http://schemas.microsoft.com/office/drawing/2017/model3d" xmlns:o="urn:schemas-microsoft-com:office:office" xmlns:oel="http://schemas.microsoft.com/office/2019/extlst" xmlns:r="http://schemas.openxmlformats.org/officeDocument/2006/relationships" xmlns:m="http://schemas.openxmlformats.org/officeDocument/2006/math" xmlns:v="urn:schemas-microsoft-com:vml" xmlns:wp14="http://schemas.microsoft.com/office/word/2010/wordprocessingDrawing" xmlns:wp="http://schemas.openxmlformats.org/drawingml/2006/wordprocessingDrawing" xmlns:w10="urn:schemas-microsoft-com:office:word" xmlns:w="http://schemas.openxmlformats.org/wordprocessingml/2006/main" xmlns:w14="http://schemas.microsoft.com/office/word/2010/wordml" xmlns:w15="http://schemas.microsoft.com/office/word/2012/wordml" xmlns:w16cex="http://schemas.microsoft.com/office/word/2018/wordml/cex" xmlns:w16cid="http://schemas.microsoft.com/office/word/2016/wordml/cid" xmlns:w16="http://schemas.microsoft.com/office/word/2018/wordml" xmlns:w16du="http://schemas.microsoft.com/office/word/2023/wordml/word16du" xmlns:w16sdtdh="http://schemas.microsoft.com/office/word/2020/wordml/sdtdatahash" xmlns:w16se="http://schemas.microsoft.com/office/word/2015/wordml/symex" xmlns:wpg="http://schemas.microsoft.com/office/word/2010/wordprocessingGroup" xmlns:wpi="http://schemas.microsoft.com/office/word/2010/wordprocessingInk" xmlns:wne="http://schemas.microsoft.com/office/word/2006/wordml" xmlns:wps="http://schemas.microsoft.com/office/word/2010/wordprocessingShape" mc:Ignorable="w14 w15 w16se w16cid w16 w16cex w16sdtdh w16du wp14">
+<w:document xmlns:wpc="http://schemas.microsoft.com/office/word/2010/wordprocessingCanvas" xmlns:cx="http://schemas.microsoft.com/office/drawing/2014/chartex" xmlns:cx1="http://schemas.microsoft.com/office/drawing/2015/9/8/chartex" xmlns:cx2="http://schemas.microsoft.com/office/drawing/2015/10/21/chartex" xmlns:cx3="http://schemas.microsoft.com/office/drawing/2016/5/9/chartex" xmlns:cx4="http://schemas.microsoft.com/office/drawing/2016/5/10/chartex" xmlns:cx5="http://schemas.microsoft.com/office/drawing/2016/5/11/chartex" xmlns:cx6="http://schemas.microsoft.com/office/drawing/2016/5/12/chartex" xmlns:cx7="http://schemas.microsoft.com/office/drawing/2016/5/13/chartex" xmlns:cx8="http://schemas.microsoft.com/office/drawing/2016/5/14/chartex" xmlns:mc="http://schemas.openxmlformats.org/markup-compatibility/2006" xmlns:aink="http://schemas.microsoft.com/office/drawing/2016/ink" xmlns:am3d="http://schemas.microsoft.com/office/drawing/2017/model3d" xmlns:o="urn:schemas-microsoft-com:office:office" xmlns:oel="http://schemas.microsoft.com/office/2019/extlst" xmlns:r="http://schemas.openxmlformats.org/officeDocument/2006/relationships" xmlns:m="http://schemas.openxmlformats.org/officeDocument/2006/math" xmlns:v="urn:schemas-microsoft-com:vml" xmlns:wp14="http://schemas.microsoft.com/office/word/2010/wordprocessingDrawing" xmlns:wp="http://schemas.openxmlformats.org/drawingml/2006/wordprocessingDrawing" xmlns:w10="urn:schemas-microsoft-com:office:word" xmlns:w="http://schemas.openxmlformats.org/wordprocessingml/2006/main" xmlns:w14="http://schemas.microsoft.com/office/word/2010/wordml" xmlns:w15="http://schemas.microsoft.com/office/word/2012/wordml" xmlns:w16cex="http://schemas.microsoft.com/office/word/2018/wordml/cex" xmlns:w16cid="http://schemas.microsoft.com/office/word/2016/wordml/cid" xmlns:w16="http://schemas.microsoft.com/office/word/2018/wordml" xmlns:w16du="http://schemas.microsoft.com/office/word/2023/wordml/word16du" xmlns:w16sdtdh="http://schemas.microsoft.com/office/word/2020/wordml/sdtdatahash" xmlns:w16sdtfl="http://schemas.microsoft.com/office/word/2024/wordml/sdtformatlock" xmlns:w16se="http://schemas.microsoft.com/office/word/2015/wordml/symex" xmlns:wpg="http://schemas.microsoft.com/office/word/2010/wordprocessingGroup" xmlns:wpi="http://schemas.microsoft.com/office/word/2010/wordprocessingInk" xmlns:wne="http://schemas.microsoft.com/office/word/2006/wordml" xmlns:wps="http://schemas.microsoft.com/office/word/2010/wordprocessingShape" mc:Ignorable="w14 w15 w16se w16cid w16 w16cex w16sdtdh w16sdtfl w16du wp14">
   <w:body>
     <w:p>
       <w:pPr>
@@ -54,7 +54,7 @@
           <w:sz w:val="28"/>
           <w:szCs w:val="28"/>
         </w:rPr>
-        <w:t>30</w:t>
+        <w:t>28</w:t>
       </w:r>
       <w:r>
         <w:rPr>
@@ -68,7 +68,7 @@
           <w:sz w:val="28"/>
           <w:szCs w:val="28"/>
         </w:rPr>
-        <w:t>31</w:t>
+        <w:t>29</w:t>
       </w:r>
     </w:p>
     <w:p>
@@ -334,7 +334,19 @@
           <w:kern w:val="0"/>
           <w14:ligatures w14:val="none"/>
         </w:rPr>
-        <w:t>geom_density</w:t>
+        <w:t>geom_</w:t>
+      </w:r>
+      <w:proofErr w:type="gramStart"/>
+      <w:r>
+        <w:rPr>
+          <w:rFonts w:eastAsia="Times New Roman"/>
+          <w:b/>
+          <w:bCs/>
+          <w:color w:val="2F5496" w:themeColor="accent1" w:themeShade="BF"/>
+          <w:kern w:val="0"/>
+          <w14:ligatures w14:val="none"/>
+        </w:rPr>
+        <w:t>density</w:t>
       </w:r>
       <w:proofErr w:type="spellEnd"/>
       <w:r>
@@ -346,7 +358,19 @@
           <w:kern w:val="0"/>
           <w14:ligatures w14:val="none"/>
         </w:rPr>
-        <w:t>()</w:t>
+        <w:t>(</w:t>
+      </w:r>
+      <w:proofErr w:type="gramEnd"/>
+      <w:r>
+        <w:rPr>
+          <w:rFonts w:eastAsia="Times New Roman"/>
+          <w:b/>
+          <w:bCs/>
+          <w:color w:val="2F5496" w:themeColor="accent1" w:themeShade="BF"/>
+          <w:kern w:val="0"/>
+          <w14:ligatures w14:val="none"/>
+        </w:rPr>
+        <w:t>)</w:t>
       </w:r>
     </w:p>
     <w:p>
@@ -538,77 +562,79 @@
           <w:kern w:val="0"/>
           <w14:ligatures w14:val="none"/>
         </w:rPr>
-        <w:t xml:space="preserve">), median(), range(), IQR(), </w:t>
-      </w:r>
-      <w:proofErr w:type="spellStart"/>
-      <w:r>
-        <w:rPr>
-          <w:rFonts w:eastAsia="Times New Roman"/>
-          <w:b/>
-          <w:bCs/>
-          <w:color w:val="2F5496" w:themeColor="accent1" w:themeShade="BF"/>
-          <w:kern w:val="0"/>
-          <w14:ligatures w14:val="none"/>
-        </w:rPr>
-        <w:t>sd</w:t>
-      </w:r>
-      <w:proofErr w:type="spellEnd"/>
-      <w:r>
-        <w:rPr>
-          <w:rFonts w:eastAsia="Times New Roman"/>
-          <w:b/>
-          <w:bCs/>
-          <w:color w:val="2F5496" w:themeColor="accent1" w:themeShade="BF"/>
-          <w:kern w:val="0"/>
-          <w14:ligatures w14:val="none"/>
-        </w:rPr>
-        <w:t>(), var()</w:t>
-      </w:r>
-      <w:r>
-        <w:rPr>
-          <w:rFonts w:eastAsia="Times New Roman"/>
-          <w:b/>
-          <w:bCs/>
-          <w:color w:val="2F5496" w:themeColor="accent1" w:themeShade="BF"/>
-          <w:kern w:val="0"/>
-          <w14:ligatures w14:val="none"/>
-        </w:rPr>
-        <w:t>, summary()</w:t>
-      </w:r>
-    </w:p>
-    <w:p>
-      <w:pPr>
-        <w:rPr>
-          <w:rFonts w:eastAsia="Times New Roman"/>
-          <w:b/>
-          <w:bCs/>
-          <w:color w:val="2F5496" w:themeColor="accent1" w:themeShade="BF"/>
-          <w:kern w:val="0"/>
-          <w14:ligatures w14:val="none"/>
-        </w:rPr>
-      </w:pPr>
-    </w:p>
-    <w:p>
-      <w:pPr>
-        <w:rPr>
-          <w:rFonts w:eastAsia="Times New Roman"/>
-          <w:b/>
-          <w:bCs/>
-          <w:color w:val="2F5496" w:themeColor="accent1" w:themeShade="BF"/>
-          <w:kern w:val="0"/>
-          <w14:ligatures w14:val="none"/>
-        </w:rPr>
-      </w:pPr>
-      <w:r>
-        <w:rPr>
-          <w:rFonts w:eastAsia="Times New Roman"/>
-          <w:b/>
-          <w:bCs/>
-          <w:color w:val="000000" w:themeColor="text1"/>
-          <w:kern w:val="0"/>
-          <w14:ligatures w14:val="none"/>
-        </w:rPr>
-        <w:t xml:space="preserve">Distribution functions using </w:t>
+        <w:t xml:space="preserve">), </w:t>
+      </w:r>
+      <w:proofErr w:type="gramStart"/>
+      <w:r>
+        <w:rPr>
+          <w:rFonts w:eastAsia="Times New Roman"/>
+          <w:b/>
+          <w:bCs/>
+          <w:color w:val="2F5496" w:themeColor="accent1" w:themeShade="BF"/>
+          <w:kern w:val="0"/>
+          <w14:ligatures w14:val="none"/>
+        </w:rPr>
+        <w:t>median(</w:t>
+      </w:r>
+      <w:proofErr w:type="gramEnd"/>
+      <w:r>
+        <w:rPr>
+          <w:rFonts w:eastAsia="Times New Roman"/>
+          <w:b/>
+          <w:bCs/>
+          <w:color w:val="2F5496" w:themeColor="accent1" w:themeShade="BF"/>
+          <w:kern w:val="0"/>
+          <w14:ligatures w14:val="none"/>
+        </w:rPr>
+        <w:t xml:space="preserve">), </w:t>
+      </w:r>
+      <w:proofErr w:type="gramStart"/>
+      <w:r>
+        <w:rPr>
+          <w:rFonts w:eastAsia="Times New Roman"/>
+          <w:b/>
+          <w:bCs/>
+          <w:color w:val="2F5496" w:themeColor="accent1" w:themeShade="BF"/>
+          <w:kern w:val="0"/>
+          <w14:ligatures w14:val="none"/>
+        </w:rPr>
+        <w:t>range(</w:t>
+      </w:r>
+      <w:proofErr w:type="gramEnd"/>
+      <w:r>
+        <w:rPr>
+          <w:rFonts w:eastAsia="Times New Roman"/>
+          <w:b/>
+          <w:bCs/>
+          <w:color w:val="2F5496" w:themeColor="accent1" w:themeShade="BF"/>
+          <w:kern w:val="0"/>
+          <w14:ligatures w14:val="none"/>
+        </w:rPr>
+        <w:t xml:space="preserve">), </w:t>
+      </w:r>
+      <w:proofErr w:type="gramStart"/>
+      <w:r>
+        <w:rPr>
+          <w:rFonts w:eastAsia="Times New Roman"/>
+          <w:b/>
+          <w:bCs/>
+          <w:color w:val="2F5496" w:themeColor="accent1" w:themeShade="BF"/>
+          <w:kern w:val="0"/>
+          <w14:ligatures w14:val="none"/>
+        </w:rPr>
+        <w:t>IQR(</w:t>
+      </w:r>
+      <w:proofErr w:type="gramEnd"/>
+      <w:r>
+        <w:rPr>
+          <w:rFonts w:eastAsia="Times New Roman"/>
+          <w:b/>
+          <w:bCs/>
+          <w:color w:val="2F5496" w:themeColor="accent1" w:themeShade="BF"/>
+          <w:kern w:val="0"/>
+          <w14:ligatures w14:val="none"/>
+        </w:rPr>
+        <w:t xml:space="preserve">), </w:t>
       </w:r>
       <w:proofErr w:type="spellStart"/>
       <w:proofErr w:type="gramStart"/>
@@ -621,6 +647,137 @@
           <w:kern w:val="0"/>
           <w14:ligatures w14:val="none"/>
         </w:rPr>
+        <w:t>sd</w:t>
+      </w:r>
+      <w:proofErr w:type="spellEnd"/>
+      <w:r>
+        <w:rPr>
+          <w:rFonts w:eastAsia="Times New Roman"/>
+          <w:b/>
+          <w:bCs/>
+          <w:color w:val="2F5496" w:themeColor="accent1" w:themeShade="BF"/>
+          <w:kern w:val="0"/>
+          <w14:ligatures w14:val="none"/>
+        </w:rPr>
+        <w:t>(</w:t>
+      </w:r>
+      <w:proofErr w:type="gramEnd"/>
+      <w:r>
+        <w:rPr>
+          <w:rFonts w:eastAsia="Times New Roman"/>
+          <w:b/>
+          <w:bCs/>
+          <w:color w:val="2F5496" w:themeColor="accent1" w:themeShade="BF"/>
+          <w:kern w:val="0"/>
+          <w14:ligatures w14:val="none"/>
+        </w:rPr>
+        <w:t xml:space="preserve">), </w:t>
+      </w:r>
+      <w:proofErr w:type="gramStart"/>
+      <w:r>
+        <w:rPr>
+          <w:rFonts w:eastAsia="Times New Roman"/>
+          <w:b/>
+          <w:bCs/>
+          <w:color w:val="2F5496" w:themeColor="accent1" w:themeShade="BF"/>
+          <w:kern w:val="0"/>
+          <w14:ligatures w14:val="none"/>
+        </w:rPr>
+        <w:t>var(</w:t>
+      </w:r>
+      <w:proofErr w:type="gramEnd"/>
+      <w:r>
+        <w:rPr>
+          <w:rFonts w:eastAsia="Times New Roman"/>
+          <w:b/>
+          <w:bCs/>
+          <w:color w:val="2F5496" w:themeColor="accent1" w:themeShade="BF"/>
+          <w:kern w:val="0"/>
+          <w14:ligatures w14:val="none"/>
+        </w:rPr>
+        <w:t>)</w:t>
+      </w:r>
+      <w:r>
+        <w:rPr>
+          <w:rFonts w:eastAsia="Times New Roman"/>
+          <w:b/>
+          <w:bCs/>
+          <w:color w:val="2F5496" w:themeColor="accent1" w:themeShade="BF"/>
+          <w:kern w:val="0"/>
+          <w14:ligatures w14:val="none"/>
+        </w:rPr>
+        <w:t xml:space="preserve">, </w:t>
+      </w:r>
+      <w:proofErr w:type="gramStart"/>
+      <w:r>
+        <w:rPr>
+          <w:rFonts w:eastAsia="Times New Roman"/>
+          <w:b/>
+          <w:bCs/>
+          <w:color w:val="2F5496" w:themeColor="accent1" w:themeShade="BF"/>
+          <w:kern w:val="0"/>
+          <w14:ligatures w14:val="none"/>
+        </w:rPr>
+        <w:t>summary(</w:t>
+      </w:r>
+      <w:proofErr w:type="gramEnd"/>
+      <w:r>
+        <w:rPr>
+          <w:rFonts w:eastAsia="Times New Roman"/>
+          <w:b/>
+          <w:bCs/>
+          <w:color w:val="2F5496" w:themeColor="accent1" w:themeShade="BF"/>
+          <w:kern w:val="0"/>
+          <w14:ligatures w14:val="none"/>
+        </w:rPr>
+        <w:t>)</w:t>
+      </w:r>
+    </w:p>
+    <w:p>
+      <w:pPr>
+        <w:rPr>
+          <w:rFonts w:eastAsia="Times New Roman"/>
+          <w:b/>
+          <w:bCs/>
+          <w:color w:val="2F5496" w:themeColor="accent1" w:themeShade="BF"/>
+          <w:kern w:val="0"/>
+          <w14:ligatures w14:val="none"/>
+        </w:rPr>
+      </w:pPr>
+    </w:p>
+    <w:p>
+      <w:pPr>
+        <w:rPr>
+          <w:rFonts w:eastAsia="Times New Roman"/>
+          <w:b/>
+          <w:bCs/>
+          <w:color w:val="2F5496" w:themeColor="accent1" w:themeShade="BF"/>
+          <w:kern w:val="0"/>
+          <w14:ligatures w14:val="none"/>
+        </w:rPr>
+      </w:pPr>
+      <w:r>
+        <w:rPr>
+          <w:rFonts w:eastAsia="Times New Roman"/>
+          <w:b/>
+          <w:bCs/>
+          <w:color w:val="000000" w:themeColor="text1"/>
+          <w:kern w:val="0"/>
+          <w14:ligatures w14:val="none"/>
+        </w:rPr>
+        <w:t xml:space="preserve">Distribution functions using </w:t>
+      </w:r>
+      <w:proofErr w:type="spellStart"/>
+      <w:proofErr w:type="gramStart"/>
+      <w:r>
+        <w:rPr>
+          <w:rFonts w:eastAsia="Times New Roman"/>
+          <w:b/>
+          <w:bCs/>
+          <w:color w:val="2F5496" w:themeColor="accent1" w:themeShade="BF"/>
+          <w:kern w:val="0"/>
+          <w14:ligatures w14:val="none"/>
+        </w:rPr>
         <w:t>ggplot</w:t>
       </w:r>
       <w:proofErr w:type="spellEnd"/>
@@ -736,7 +893,19 @@
           <w:kern w:val="0"/>
           <w14:ligatures w14:val="none"/>
         </w:rPr>
-        <w:t>geom_density</w:t>
+        <w:t>geom_</w:t>
+      </w:r>
+      <w:proofErr w:type="gramStart"/>
+      <w:r>
+        <w:rPr>
+          <w:rFonts w:eastAsia="Times New Roman"/>
+          <w:b/>
+          <w:bCs/>
+          <w:color w:val="2F5496" w:themeColor="accent1" w:themeShade="BF"/>
+          <w:kern w:val="0"/>
+          <w14:ligatures w14:val="none"/>
+        </w:rPr>
+        <w:t>density</w:t>
       </w:r>
       <w:proofErr w:type="spellEnd"/>
       <w:r>
@@ -748,7 +917,19 @@
           <w:kern w:val="0"/>
           <w14:ligatures w14:val="none"/>
         </w:rPr>
-        <w:t>()</w:t>
+        <w:t>(</w:t>
+      </w:r>
+      <w:proofErr w:type="gramEnd"/>
+      <w:r>
+        <w:rPr>
+          <w:rFonts w:eastAsia="Times New Roman"/>
+          <w:b/>
+          <w:bCs/>
+          <w:color w:val="2F5496" w:themeColor="accent1" w:themeShade="BF"/>
+          <w:kern w:val="0"/>
+          <w14:ligatures w14:val="none"/>
+        </w:rPr>
+        <w:t>)</w:t>
       </w:r>
       <w:r>
         <w:t xml:space="preserve"> to create visualizations of the distribution of our data.</w:t>
@@ -1952,7 +2133,19 @@
           <w:kern w:val="0"/>
           <w14:ligatures w14:val="none"/>
         </w:rPr>
-        <w:t>_hist</w:t>
+        <w:t>_</w:t>
+      </w:r>
+      <w:proofErr w:type="gramStart"/>
+      <w:r>
+        <w:rPr>
+          <w:rFonts w:eastAsia="Times New Roman"/>
+          <w:b/>
+          <w:bCs/>
+          <w:color w:val="2F5496" w:themeColor="accent1" w:themeShade="BF"/>
+          <w:kern w:val="0"/>
+          <w14:ligatures w14:val="none"/>
+        </w:rPr>
+        <w:t>hist</w:t>
       </w:r>
       <w:r>
         <w:rPr>
@@ -1975,7 +2168,19 @@
           <w:kern w:val="0"/>
           <w14:ligatures w14:val="none"/>
         </w:rPr>
-        <w:t>()</w:t>
+        <w:t>(</w:t>
+      </w:r>
+      <w:proofErr w:type="gramEnd"/>
+      <w:r>
+        <w:rPr>
+          <w:rFonts w:eastAsia="Times New Roman"/>
+          <w:b/>
+          <w:bCs/>
+          <w:color w:val="2F5496" w:themeColor="accent1" w:themeShade="BF"/>
+          <w:kern w:val="0"/>
+          <w14:ligatures w14:val="none"/>
+        </w:rPr>
+        <w:t>)</w:t>
       </w:r>
       <w:r>
         <w:rPr>
@@ -2072,6 +2277,7 @@
         <w:t xml:space="preserve">, </w:t>
       </w:r>
       <w:proofErr w:type="spellStart"/>
+      <w:proofErr w:type="gramStart"/>
       <w:r>
         <w:rPr>
           <w:rFonts w:eastAsia="Times New Roman"/>
@@ -2095,6 +2301,7 @@
         </w:rPr>
         <w:t>(</w:t>
       </w:r>
+      <w:proofErr w:type="gramEnd"/>
       <w:r>
         <w:rPr>
           <w:rFonts w:eastAsia="Times New Roman"/>
@@ -2482,7 +2689,19 @@
           <w:kern w:val="0"/>
           <w14:ligatures w14:val="none"/>
         </w:rPr>
-        <w:t>_density</w:t>
+        <w:t>_</w:t>
+      </w:r>
+      <w:proofErr w:type="gramStart"/>
+      <w:r>
+        <w:rPr>
+          <w:rFonts w:eastAsia="Times New Roman"/>
+          <w:b/>
+          <w:bCs/>
+          <w:color w:val="2F5496" w:themeColor="accent1" w:themeShade="BF"/>
+          <w:kern w:val="0"/>
+          <w14:ligatures w14:val="none"/>
+        </w:rPr>
+        <w:t>density</w:t>
       </w:r>
       <w:proofErr w:type="spellEnd"/>
       <w:r>
@@ -2494,7 +2713,19 @@
           <w:kern w:val="0"/>
           <w14:ligatures w14:val="none"/>
         </w:rPr>
-        <w:t>()</w:t>
+        <w:t>(</w:t>
+      </w:r>
+      <w:proofErr w:type="gramEnd"/>
+      <w:r>
+        <w:rPr>
+          <w:rFonts w:eastAsia="Times New Roman"/>
+          <w:b/>
+          <w:bCs/>
+          <w:color w:val="2F5496" w:themeColor="accent1" w:themeShade="BF"/>
+          <w:kern w:val="0"/>
+          <w14:ligatures w14:val="none"/>
+        </w:rPr>
+        <w:t>)</w:t>
       </w:r>
       <w:r>
         <w:rPr>
@@ -2595,6 +2826,7 @@
         <w:t xml:space="preserve">, </w:t>
       </w:r>
       <w:proofErr w:type="spellStart"/>
+      <w:proofErr w:type="gramStart"/>
       <w:r>
         <w:rPr>
           <w:rFonts w:eastAsia="Times New Roman"/>
@@ -2618,6 +2850,7 @@
         </w:rPr>
         <w:t>(</w:t>
       </w:r>
+      <w:proofErr w:type="gramEnd"/>
       <w:r>
         <w:rPr>
           <w:rFonts w:eastAsia="Times New Roman"/>
@@ -3046,9 +3279,9 @@
           <w:iCs/>
           <w:color w:val="2F5496" w:themeColor="accent1" w:themeShade="BF"/>
         </w:rPr>
-        <w:t>geom_density</w:t>
-      </w:r>
-      <w:proofErr w:type="spellEnd"/>
+        <w:t>geom_</w:t>
+      </w:r>
+      <w:proofErr w:type="gramStart"/>
       <w:r>
         <w:rPr>
           <w:b/>
@@ -3057,7 +3290,29 @@
           <w:iCs/>
           <w:color w:val="2F5496" w:themeColor="accent1" w:themeShade="BF"/>
         </w:rPr>
-        <w:t>()</w:t>
+        <w:t>density</w:t>
+      </w:r>
+      <w:proofErr w:type="spellEnd"/>
+      <w:r>
+        <w:rPr>
+          <w:b/>
+          <w:bCs/>
+          <w:i/>
+          <w:iCs/>
+          <w:color w:val="2F5496" w:themeColor="accent1" w:themeShade="BF"/>
+        </w:rPr>
+        <w:t>(</w:t>
+      </w:r>
+      <w:proofErr w:type="gramEnd"/>
+      <w:r>
+        <w:rPr>
+          <w:b/>
+          <w:bCs/>
+          <w:i/>
+          <w:iCs/>
+          <w:color w:val="2F5496" w:themeColor="accent1" w:themeShade="BF"/>
+        </w:rPr>
+        <w:t>)</w:t>
       </w:r>
       <w:r>
         <w:rPr>
@@ -3338,7 +3593,7 @@
 </file>
 
 <file path=word/numbering.xml><?xml version="1.0" encoding="utf-8"?>
-<w:numbering xmlns:wpc="http://schemas.microsoft.com/office/word/2010/wordprocessingCanvas" xmlns:cx="http://schemas.microsoft.com/office/drawing/2014/chartex" xmlns:cx1="http://schemas.microsoft.com/office/drawing/2015/9/8/chartex" xmlns:cx2="http://schemas.microsoft.com/office/drawing/2015/10/21/chartex" xmlns:cx3="http://schemas.microsoft.com/office/drawing/2016/5/9/chartex" xmlns:cx4="http://schemas.microsoft.com/office/drawing/2016/5/10/chartex" xmlns:cx5="http://schemas.microsoft.com/office/drawing/2016/5/11/chartex" xmlns:cx6="http://schemas.microsoft.com/office/drawing/2016/5/12/chartex" xmlns:cx7="http://schemas.microsoft.com/office/drawing/2016/5/13/chartex" xmlns:cx8="http://schemas.microsoft.com/office/drawing/2016/5/14/chartex" xmlns:mc="http://schemas.openxmlformats.org/markup-compatibility/2006" xmlns:aink="http://schemas.microsoft.com/office/drawing/2016/ink" xmlns:am3d="http://schemas.microsoft.com/office/drawing/2017/model3d" xmlns:o="urn:schemas-microsoft-com:office:office" xmlns:oel="http://schemas.microsoft.com/office/2019/extlst" xmlns:r="http://schemas.openxmlformats.org/officeDocument/2006/relationships" xmlns:m="http://schemas.openxmlformats.org/officeDocument/2006/math" xmlns:v="urn:schemas-microsoft-com:vml" xmlns:wp14="http://schemas.microsoft.com/office/word/2010/wordprocessingDrawing" xmlns:wp="http://schemas.openxmlformats.org/drawingml/2006/wordprocessingDrawing" xmlns:w10="urn:schemas-microsoft-com:office:word" xmlns:w="http://schemas.openxmlformats.org/wordprocessingml/2006/main" xmlns:w14="http://schemas.microsoft.com/office/word/2010/wordml" xmlns:w15="http://schemas.microsoft.com/office/word/2012/wordml" xmlns:w16cex="http://schemas.microsoft.com/office/word/2018/wordml/cex" xmlns:w16cid="http://schemas.microsoft.com/office/word/2016/wordml/cid" xmlns:w16="http://schemas.microsoft.com/office/word/2018/wordml" xmlns:w16du="http://schemas.microsoft.com/office/word/2023/wordml/word16du" xmlns:w16sdtdh="http://schemas.microsoft.com/office/word/2020/wordml/sdtdatahash" xmlns:w16se="http://schemas.microsoft.com/office/word/2015/wordml/symex" xmlns:wpg="http://schemas.microsoft.com/office/word/2010/wordprocessingGroup" xmlns:wpi="http://schemas.microsoft.com/office/word/2010/wordprocessingInk" xmlns:wne="http://schemas.microsoft.com/office/word/2006/wordml" xmlns:wps="http://schemas.microsoft.com/office/word/2010/wordprocessingShape" mc:Ignorable="w14 w15 w16se w16cid w16 w16cex w16sdtdh w16du wp14">
+<w:numbering xmlns:wpc="http://schemas.microsoft.com/office/word/2010/wordprocessingCanvas" xmlns:cx="http://schemas.microsoft.com/office/drawing/2014/chartex" xmlns:cx1="http://schemas.microsoft.com/office/drawing/2015/9/8/chartex" xmlns:cx2="http://schemas.microsoft.com/office/drawing/2015/10/21/chartex" xmlns:cx3="http://schemas.microsoft.com/office/drawing/2016/5/9/chartex" xmlns:cx4="http://schemas.microsoft.com/office/drawing/2016/5/10/chartex" xmlns:cx5="http://schemas.microsoft.com/office/drawing/2016/5/11/chartex" xmlns:cx6="http://schemas.microsoft.com/office/drawing/2016/5/12/chartex" xmlns:cx7="http://schemas.microsoft.com/office/drawing/2016/5/13/chartex" xmlns:cx8="http://schemas.microsoft.com/office/drawing/2016/5/14/chartex" xmlns:mc="http://schemas.openxmlformats.org/markup-compatibility/2006" xmlns:aink="http://schemas.microsoft.com/office/drawing/2016/ink" xmlns:am3d="http://schemas.microsoft.com/office/drawing/2017/model3d" xmlns:o="urn:schemas-microsoft-com:office:office" xmlns:oel="http://schemas.microsoft.com/office/2019/extlst" xmlns:r="http://schemas.openxmlformats.org/officeDocument/2006/relationships" xmlns:m="http://schemas.openxmlformats.org/officeDocument/2006/math" xmlns:v="urn:schemas-microsoft-com:vml" xmlns:wp14="http://schemas.microsoft.com/office/word/2010/wordprocessingDrawing" xmlns:wp="http://schemas.openxmlformats.org/drawingml/2006/wordprocessingDrawing" xmlns:w10="urn:schemas-microsoft-com:office:word" xmlns:w="http://schemas.openxmlformats.org/wordprocessingml/2006/main" xmlns:w14="http://schemas.microsoft.com/office/word/2010/wordml" xmlns:w15="http://schemas.microsoft.com/office/word/2012/wordml" xmlns:w16cex="http://schemas.microsoft.com/office/word/2018/wordml/cex" xmlns:w16cid="http://schemas.microsoft.com/office/word/2016/wordml/cid" xmlns:w16="http://schemas.microsoft.com/office/word/2018/wordml" xmlns:w16du="http://schemas.microsoft.com/office/word/2023/wordml/word16du" xmlns:w16sdtdh="http://schemas.microsoft.com/office/word/2020/wordml/sdtdatahash" xmlns:w16sdtfl="http://schemas.microsoft.com/office/word/2024/wordml/sdtformatlock" xmlns:w16se="http://schemas.microsoft.com/office/word/2015/wordml/symex" xmlns:wpg="http://schemas.microsoft.com/office/word/2010/wordprocessingGroup" xmlns:wpi="http://schemas.microsoft.com/office/word/2010/wordprocessingInk" xmlns:wne="http://schemas.microsoft.com/office/word/2006/wordml" xmlns:wps="http://schemas.microsoft.com/office/word/2010/wordprocessingShape" mc:Ignorable="w14 w15 w16se w16cid w16 w16cex w16sdtdh w16sdtfl w16du wp14">
   <w:abstractNum w:abstractNumId="0" w15:restartNumberingAfterBreak="0">
     <w:nsid w:val="00A99411"/>
     <w:multiLevelType w:val="multilevel"/>
@@ -4838,7 +5093,7 @@
 </file>
 
 <file path=word/styles.xml><?xml version="1.0" encoding="utf-8"?>
-<w:styles xmlns:mc="http://schemas.openxmlformats.org/markup-compatibility/2006" xmlns:r="http://schemas.openxmlformats.org/officeDocument/2006/relationships" xmlns:w="http://schemas.openxmlformats.org/wordprocessingml/2006/main" xmlns:w14="http://schemas.microsoft.com/office/word/2010/wordml" xmlns:w15="http://schemas.microsoft.com/office/word/2012/wordml" xmlns:w16cex="http://schemas.microsoft.com/office/word/2018/wordml/cex" xmlns:w16cid="http://schemas.microsoft.com/office/word/2016/wordml/cid" xmlns:w16="http://schemas.microsoft.com/office/word/2018/wordml" xmlns:w16du="http://schemas.microsoft.com/office/word/2023/wordml/word16du" xmlns:w16sdtdh="http://schemas.microsoft.com/office/word/2020/wordml/sdtdatahash" xmlns:w16se="http://schemas.microsoft.com/office/word/2015/wordml/symex" mc:Ignorable="w14 w15 w16se w16cid w16 w16cex w16sdtdh w16du">
+<w:styles xmlns:mc="http://schemas.openxmlformats.org/markup-compatibility/2006" xmlns:r="http://schemas.openxmlformats.org/officeDocument/2006/relationships" xmlns:w="http://schemas.openxmlformats.org/wordprocessingml/2006/main" xmlns:w14="http://schemas.microsoft.com/office/word/2010/wordml" xmlns:w15="http://schemas.microsoft.com/office/word/2012/wordml" xmlns:w16cex="http://schemas.microsoft.com/office/word/2018/wordml/cex" xmlns:w16cid="http://schemas.microsoft.com/office/word/2016/wordml/cid" xmlns:w16="http://schemas.microsoft.com/office/word/2018/wordml" xmlns:w16du="http://schemas.microsoft.com/office/word/2023/wordml/word16du" xmlns:w16sdtdh="http://schemas.microsoft.com/office/word/2020/wordml/sdtdatahash" xmlns:w16sdtfl="http://schemas.microsoft.com/office/word/2024/wordml/sdtformatlock" xmlns:w16se="http://schemas.microsoft.com/office/word/2015/wordml/symex" mc:Ignorable="w14 w15 w16se w16cid w16 w16cex w16sdtdh w16sdtfl w16du">
   <w:docDefaults>
     <w:rPrDefault>
       <w:rPr>
